--- a/블로그글작성/판례/대기_대법원_시리즈/판례_대법원2018두34497_계획관리지역의특정대기유해물질배출시설금지는합헌입니다.docx
+++ b/블로그글작성/판례/대기_대법원_시리즈/판례_대법원2018두34497_계획관리지역의특정대기유해물질배출시설금지는합헌입니다.docx
@@ -641,6 +641,13 @@
           <w:rFonts w:ascii="맑은 고딕" w:hAnsi="맑은 고딕" w:eastAsia="맑은 고딕" w:cs="맑은 고딕"/>
           <w:color w:val="000000"/>
         </w:rPr>
+        <w:br/>
+      </w:r>
+      <w:r>
+        <w:rPr>
+          <w:rFonts w:ascii="맑은 고딕" w:hAnsi="맑은 고딕" w:eastAsia="맑은 고딕" w:cs="맑은 고딕"/>
+          <w:color w:val="000000"/>
+        </w:rPr>
         <w:t>② 구 대기환경보전법 시행령 제11조 제1항 제1호는 ‘특정대기유해물질이 발생되는 배출시설’을 설치허가 대상으로 정하고 있었고, 구 국토계획법 시행령은 계획관리지역 안에서 특정대기유해물질을 배출하는 공장의 건축을 금지하고 있었다.</w:t>
       </w:r>
       <w:r>
@@ -655,6 +662,13 @@
           <w:rFonts w:ascii="맑은 고딕" w:hAnsi="맑은 고딕" w:eastAsia="맑은 고딕" w:cs="맑은 고딕"/>
           <w:color w:val="000000"/>
         </w:rPr>
+        <w:br/>
+      </w:r>
+      <w:r>
+        <w:rPr>
+          <w:rFonts w:ascii="맑은 고딕" w:hAnsi="맑은 고딕" w:eastAsia="맑은 고딕" w:cs="맑은 고딕"/>
+          <w:color w:val="000000"/>
+        </w:rPr>
         <w:t>③ 피고는 이 사건 시설에 대한 배출검사에서 특정대기유해물질이 검출되었다는 이유로, 구 대기환경보전법 제38조 단서에 따라 폐쇄명령을 하였다.</w:t>
       </w:r>
       <w:r>
@@ -669,7 +683,21 @@
           <w:rFonts w:ascii="맑은 고딕" w:hAnsi="맑은 고딕" w:eastAsia="맑은 고딕" w:cs="맑은 고딕"/>
           <w:color w:val="000000"/>
         </w:rPr>
+        <w:br/>
+      </w:r>
+      <w:r>
+        <w:rPr>
+          <w:rFonts w:ascii="맑은 고딕" w:hAnsi="맑은 고딕" w:eastAsia="맑은 고딕" w:cs="맑은 고딕"/>
+          <w:color w:val="000000"/>
+        </w:rPr>
         <w:t>④ 원고는 처분의 근거가 된 시행령 조항 및 김포시 도시계획조례 조항이 과잉금지원칙에 반하여 위헌·무효라고 주장하면서 처분의 취소를 구하였다.</w:t>
+      </w:r>
+      <w:r>
+        <w:rPr>
+          <w:rFonts w:ascii="맑은 고딕" w:hAnsi="맑은 고딕" w:eastAsia="맑은 고딕" w:cs="맑은 고딕"/>
+          <w:color w:val="000000"/>
+        </w:rPr>
+        <w:br/>
       </w:r>
       <w:r>
         <w:rPr>
@@ -722,6 +750,7 @@
         <w:rPr>
           <w:rFonts w:ascii="맑은 고딕" w:hAnsi="맑은 고딕" w:eastAsia="맑은 고딕" w:cs="맑은 고딕"/>
           <w:color w:val="000000"/>
+          <w:u w:val="single"/>
         </w:rPr>
         <w:t>이 사건의 쟁점은, 특정대기유해물질이 발생되는 배출시설을 설치허가 대상으로 규정한 구 대기환경보전법 시행령 제11조 제1항 제1호와, 계획관리지역에서 특정대기유해물질을 배출하는 시설의 설치를 금지하는 구 국토계획법 시행령 조항이 헌법 제37조 제2항의 과잉금지원칙에 반하는지 여부이다.</w:t>
       </w:r>
@@ -777,6 +806,15 @@
           <w:rFonts w:ascii="맑은 고딕" w:hAnsi="맑은 고딕" w:eastAsia="맑은 고딕" w:cs="맑은 고딕"/>
           <w:color w:val="000000"/>
         </w:rPr>
+        <w:br/>
+      </w:r>
+      <w:r>
+        <w:rPr>
+          <w:rFonts w:ascii="맑은 고딕" w:hAnsi="맑은 고딕" w:eastAsia="맑은 고딕" w:cs="맑은 고딕"/>
+          <w:b/>
+          <w:color w:val="000000"/>
+          <w:u w:val="single"/>
+        </w:rPr>
         <w:t>② 대법원의 판단 원심의 판단은 정당하고, 거기에 과잉금지원칙에 관한 법리를 오해하거나 필요한 심리를 다하지 않은 잘못이 없다.</w:t>
       </w:r>
       <w:r>
@@ -791,6 +829,13 @@
           <w:rFonts w:ascii="맑은 고딕" w:hAnsi="맑은 고딕" w:eastAsia="맑은 고딕" w:cs="맑은 고딕"/>
           <w:color w:val="000000"/>
         </w:rPr>
+        <w:br/>
+      </w:r>
+      <w:r>
+        <w:rPr>
+          <w:rFonts w:ascii="맑은 고딕" w:hAnsi="맑은 고딕" w:eastAsia="맑은 고딕" w:cs="맑은 고딕"/>
+          <w:color w:val="000000"/>
+        </w:rPr>
         <w:t>③ 특정대기유해물질 배출시설 설치에 행정청의 허가를 받도록 한 것은 대기오염으로 인한 국민건강이나 환경에 관한 위해를 예방하려는 대기환경보전법의 입법 목적에 부합하므로 목적의 정당성이 인정되고, 허가제는 그 목적을 달성하는 데 적합한 수단이다.</w:t>
       </w:r>
       <w:r>
@@ -805,6 +850,13 @@
           <w:rFonts w:ascii="맑은 고딕" w:hAnsi="맑은 고딕" w:eastAsia="맑은 고딕" w:cs="맑은 고딕"/>
           <w:color w:val="000000"/>
         </w:rPr>
+        <w:br/>
+      </w:r>
+      <w:r>
+        <w:rPr>
+          <w:rFonts w:ascii="맑은 고딕" w:hAnsi="맑은 고딕" w:eastAsia="맑은 고딕" w:cs="맑은 고딕"/>
+          <w:color w:val="000000"/>
+        </w:rPr>
         <w:t>④ 나아가 위 조항은 특정대기유해물질 배출시설의 설치를 절대적으로 금지하는 것이 아니라 사전에 허가를 받아야 함을 규정한 것일 뿐이므로 이익 침해의 정도가 크지 않아 피해의 최소성을 충족하였고, 허가제로 인한 제한이 공익보다 크다고 볼 수 없어 법익의 균형성도 충족하였다.</w:t>
       </w:r>
       <w:r>
@@ -819,6 +871,13 @@
           <w:rFonts w:ascii="맑은 고딕" w:hAnsi="맑은 고딕" w:eastAsia="맑은 고딕" w:cs="맑은 고딕"/>
           <w:color w:val="000000"/>
         </w:rPr>
+        <w:br/>
+      </w:r>
+      <w:r>
+        <w:rPr>
+          <w:rFonts w:ascii="맑은 고딕" w:hAnsi="맑은 고딕" w:eastAsia="맑은 고딕" w:cs="맑은 고딕"/>
+          <w:color w:val="000000"/>
+        </w:rPr>
         <w:t>⑤ 토지의 사회성·공공성으로 인해 토지재산권에는 다른 재산권에 비하여 강한 제한과 의무가 부과될 수 있고, 토지의 이용·개발과 보전에 관하여는 입법자에게 광범위한 입법형성권이 부여되어 있다.</w:t>
       </w:r>
       <w:r>
@@ -833,6 +892,13 @@
           <w:rFonts w:ascii="맑은 고딕" w:hAnsi="맑은 고딕" w:eastAsia="맑은 고딕" w:cs="맑은 고딕"/>
           <w:color w:val="000000"/>
         </w:rPr>
+        <w:br/>
+      </w:r>
+      <w:r>
+        <w:rPr>
+          <w:rFonts w:ascii="맑은 고딕" w:hAnsi="맑은 고딕" w:eastAsia="맑은 고딕" w:cs="맑은 고딕"/>
+          <w:color w:val="000000"/>
+        </w:rPr>
         <w:t>⑥ 도시지역으로의 편입이 예상되거나 자연환경을 고려하여 제한적인 이용·개발이 요구되는 계획관리지역의 계획적·체계적인 개발·관리를 위하여 특정대기유해물질 배출시설의 설치를 금지하는 것은 목적의 정당성과 수단의 적합성이 인정된다.</w:t>
       </w:r>
       <w:r>
@@ -847,6 +913,13 @@
           <w:rFonts w:ascii="맑은 고딕" w:hAnsi="맑은 고딕" w:eastAsia="맑은 고딕" w:cs="맑은 고딕"/>
           <w:color w:val="000000"/>
         </w:rPr>
+        <w:br/>
+      </w:r>
+      <w:r>
+        <w:rPr>
+          <w:rFonts w:ascii="맑은 고딕" w:hAnsi="맑은 고딕" w:eastAsia="맑은 고딕" w:cs="맑은 고딕"/>
+          <w:color w:val="000000"/>
+        </w:rPr>
         <w:t>⑦ 또한 계획관리지역에 한하여 금지하는 것일 뿐 모든 지역에서 금지하는 것은 아니고, ‘특정대기유해물질 배출시설’이라는 특정 용도로 건물을 사용하거나 영업하는 것만을 제한하는 것이므로 피해의 최소성과 법익의 균형성이 충족되었다.</w:t>
       </w:r>
       <w:r>
@@ -861,7 +934,21 @@
           <w:rFonts w:ascii="맑은 고딕" w:hAnsi="맑은 고딕" w:eastAsia="맑은 고딕" w:cs="맑은 고딕"/>
           <w:color w:val="000000"/>
         </w:rPr>
+        <w:br/>
+      </w:r>
+      <w:r>
+        <w:rPr>
+          <w:rFonts w:ascii="맑은 고딕" w:hAnsi="맑은 고딕" w:eastAsia="맑은 고딕" w:cs="맑은 고딕"/>
+          <w:color w:val="000000"/>
+        </w:rPr>
         <w:t>⑧ 계획관리지역에서 허가 없이 설치된 특정대기유해물질 배출시설이 폐쇄명령을 받게 되는 불이익은, 설치가 금지된 장소에서 무단으로 설치·운영하는 위반행위로 초래된 결과일 뿐 위 시행령 조항에 의하여 직접 발생하는 법익침해의 결과로 볼 수 없다.</w:t>
+      </w:r>
+      <w:r>
+        <w:rPr>
+          <w:rFonts w:ascii="맑은 고딕" w:hAnsi="맑은 고딕" w:eastAsia="맑은 고딕" w:cs="맑은 고딕"/>
+          <w:color w:val="000000"/>
+        </w:rPr>
+        <w:br/>
       </w:r>
       <w:r>
         <w:rPr>
@@ -914,6 +1001,7 @@
         <w:rPr>
           <w:rFonts w:ascii="맑은 고딕" w:hAnsi="맑은 고딕" w:eastAsia="맑은 고딕" w:cs="맑은 고딕"/>
           <w:color w:val="000000"/>
+          <w:u w:val="single"/>
         </w:rPr>
         <w:t>① 구 대기환경보전법 시행령 제11조 제1항 제1호 및 구 국토의 계획 및 이용에 관한 법률 시행령 제71조 제1항 제19호, [별표 20] 제1호 (자)목 (1) 중 [별표 19] 제2호 (자)목 (1) 부분에 의하면, 특정대기유해물질 배출시설을 설치하기 위해서는 행정청의 허가를 받아야 하는데, 계획관리지역에서는 특정대기유해물질을 배출하는 시설의 설치가 금지되기 때문에 허가를 받을 수 없으므로, 그 범위에서 특정대기유해물질을 배출하는 공장시설을 설치하여 운영하려는 자의 직업수행의 자유, 계획관리지역에서 토지나 건물을 소유하고 있는 자의 재산권이 제한받을 수 있다.</w:t>
       </w:r>
@@ -928,6 +1016,14 @@
         <w:rPr>
           <w:rFonts w:ascii="맑은 고딕" w:hAnsi="맑은 고딕" w:eastAsia="맑은 고딕" w:cs="맑은 고딕"/>
           <w:color w:val="000000"/>
+        </w:rPr>
+        <w:br/>
+      </w:r>
+      <w:r>
+        <w:rPr>
+          <w:rFonts w:ascii="맑은 고딕" w:hAnsi="맑은 고딕" w:eastAsia="맑은 고딕" w:cs="맑은 고딕"/>
+          <w:color w:val="000000"/>
+          <w:u w:val="single"/>
         </w:rPr>
         <w:t>② 그러나 위 시행령 조항들이 헌법 제37조 제2항의 과잉금지원칙을 위반하였다고 볼 수는 없다.</w:t>
       </w:r>

--- a/블로그글작성/판례/대기_대법원_시리즈/판례_대법원2018두34497_계획관리지역의특정대기유해물질배출시설금지는합헌입니다.docx
+++ b/블로그글작성/판례/대기_대법원_시리즈/판례_대법원2018두34497_계획관리지역의특정대기유해물질배출시설금지는합헌입니다.docx
@@ -16,7 +16,7 @@
           <w:color w:val="000000"/>
           <w:sz w:val="30"/>
         </w:rPr>
-        <w:t>계획관리지역의 특정대기유해물질 배출시설 설치 금지는 합헌입니다</w:t>
+        <w:t>계획관리지역의 특정대기유해물질 배출시설 설치 금지는 합헌입니다. (2018두34497)</w:t>
       </w:r>
     </w:p>
     <w:p>
@@ -47,12 +47,6 @@
         </w:rPr>
         <w:t>○ 특정대기유해물질 배출시설을 설치허가 대상으로 하면서 계획관리지역에서는 그 설치를 금지하여 사실상 허가를 받을 수 없게 한 시행령 조항이 위헌인지가 문제된 사건입니다. 대법원은 목적의 정당성·수단의 적합성·피해의 최소성·법익의 균형성이 모두 인정된다고 보아 과잉금지원칙에 위반되지 않는다고 판단하였습니다.</w:t>
       </w:r>
-    </w:p>
-    <w:p>
-      <w:pPr>
-        <w:autoSpaceDN w:val="0"/>
-        <w:autoSpaceDE w:val="0"/>
-      </w:pPr>
     </w:p>
     <w:p>
       <w:pPr>
@@ -220,12 +214,6 @@
       <w:pPr>
         <w:autoSpaceDN w:val="0"/>
         <w:autoSpaceDE w:val="0"/>
-      </w:pPr>
-    </w:p>
-    <w:p>
-      <w:pPr>
-        <w:autoSpaceDN w:val="0"/>
-        <w:autoSpaceDE w:val="0"/>
         <w:pStyle w:val="2"/>
       </w:pPr>
       <w:r>
@@ -600,6 +588,118 @@
       <w:pPr>
         <w:autoSpaceDN w:val="0"/>
         <w:autoSpaceDE w:val="0"/>
+        <w:pStyle w:val="2"/>
+        <w:spacing w:before="80"/>
+      </w:pPr>
+      <w:r>
+        <w:rPr>
+          <w:rFonts w:ascii="맑은 고딕" w:hAnsi="맑은 고딕" w:eastAsia="맑은 고딕" w:cs="맑은 고딕"/>
+          <w:color w:val="000000"/>
+        </w:rPr>
+        <w:t>2. 사실관계</w:t>
+      </w:r>
+    </w:p>
+    <w:p>
+      <w:pPr>
+        <w:autoSpaceDN w:val="0"/>
+        <w:autoSpaceDE w:val="0"/>
+      </w:pPr>
+      <w:r>
+        <w:rPr>
+          <w:rFonts w:ascii="맑은 고딕" w:hAnsi="맑은 고딕" w:eastAsia="맑은 고딕" w:cs="맑은 고딕"/>
+          <w:color w:val="000000"/>
+        </w:rPr>
+        <w:t>① 원고는 김포시에 있는 이 사건 시설을 설치·운영하여 왔고, 그 부지의 용도지역은 국토계획법상 계획관리지역으로 지정되어 있었다.</w:t>
+      </w:r>
+      <w:r>
+        <w:rPr>
+          <w:rFonts w:ascii="맑은 고딕" w:hAnsi="맑은 고딕" w:eastAsia="맑은 고딕" w:cs="맑은 고딕"/>
+          <w:color w:val="000000"/>
+        </w:rPr>
+        <w:br/>
+      </w:r>
+      <w:r>
+        <w:rPr>
+          <w:rFonts w:ascii="맑은 고딕" w:hAnsi="맑은 고딕" w:eastAsia="맑은 고딕" w:cs="맑은 고딕"/>
+          <w:color w:val="000000"/>
+        </w:rPr>
+        <w:br/>
+      </w:r>
+      <w:r>
+        <w:rPr>
+          <w:rFonts w:ascii="맑은 고딕" w:hAnsi="맑은 고딕" w:eastAsia="맑은 고딕" w:cs="맑은 고딕"/>
+          <w:color w:val="000000"/>
+        </w:rPr>
+        <w:t>② 구 대기환경보전법 시행령 제11조 제1항 제1호는 ‘특정대기유해물질이 발생되는 배출시설’을 설치허가 대상으로 정하고 있었고, 구 국토계획법 시행령은 계획관리지역 안에서 특정대기유해물질을 배출하는 공장의 건축을 금지하고 있었다.</w:t>
+      </w:r>
+      <w:r>
+        <w:rPr>
+          <w:rFonts w:ascii="맑은 고딕" w:hAnsi="맑은 고딕" w:eastAsia="맑은 고딕" w:cs="맑은 고딕"/>
+          <w:color w:val="000000"/>
+        </w:rPr>
+        <w:br/>
+      </w:r>
+      <w:r>
+        <w:rPr>
+          <w:rFonts w:ascii="맑은 고딕" w:hAnsi="맑은 고딕" w:eastAsia="맑은 고딕" w:cs="맑은 고딕"/>
+          <w:color w:val="000000"/>
+        </w:rPr>
+        <w:br/>
+      </w:r>
+      <w:r>
+        <w:rPr>
+          <w:rFonts w:ascii="맑은 고딕" w:hAnsi="맑은 고딕" w:eastAsia="맑은 고딕" w:cs="맑은 고딕"/>
+          <w:color w:val="000000"/>
+        </w:rPr>
+        <w:t>③ 피고는 이 사건 시설에 대한 배출검사에서 특정대기유해물질이 검출되었다는 이유로, 구 대기환경보전법 제38조 단서에 따라 폐쇄명령을 하였다.</w:t>
+      </w:r>
+      <w:r>
+        <w:rPr>
+          <w:rFonts w:ascii="맑은 고딕" w:hAnsi="맑은 고딕" w:eastAsia="맑은 고딕" w:cs="맑은 고딕"/>
+          <w:color w:val="000000"/>
+        </w:rPr>
+        <w:br/>
+      </w:r>
+      <w:r>
+        <w:rPr>
+          <w:rFonts w:ascii="맑은 고딕" w:hAnsi="맑은 고딕" w:eastAsia="맑은 고딕" w:cs="맑은 고딕"/>
+          <w:color w:val="000000"/>
+        </w:rPr>
+        <w:br/>
+      </w:r>
+      <w:r>
+        <w:rPr>
+          <w:rFonts w:ascii="맑은 고딕" w:hAnsi="맑은 고딕" w:eastAsia="맑은 고딕" w:cs="맑은 고딕"/>
+          <w:color w:val="000000"/>
+        </w:rPr>
+        <w:t>④ 원고는 처분의 근거가 된 시행령 조항 및 김포시 도시계획조례 조항이 과잉금지원칙에 반하여 위헌·무효라고 주장하면서 처분의 취소를 구하였다.</w:t>
+      </w:r>
+      <w:r>
+        <w:rPr>
+          <w:rFonts w:ascii="맑은 고딕" w:hAnsi="맑은 고딕" w:eastAsia="맑은 고딕" w:cs="맑은 고딕"/>
+          <w:color w:val="000000"/>
+        </w:rPr>
+        <w:br/>
+      </w:r>
+      <w:r>
+        <w:rPr>
+          <w:rFonts w:ascii="맑은 고딕" w:hAnsi="맑은 고딕" w:eastAsia="맑은 고딕" w:cs="맑은 고딕"/>
+          <w:color w:val="000000"/>
+        </w:rPr>
+        <w:br/>
+      </w:r>
+      <w:r>
+        <w:rPr>
+          <w:rFonts w:ascii="맑은 고딕" w:hAnsi="맑은 고딕" w:eastAsia="맑은 고딕" w:cs="맑은 고딕"/>
+          <w:color w:val="000000"/>
+        </w:rPr>
+        <w:t>⑤ 원심은 위 시행령 조항 및 조례 조항이 과잉금지원칙에 반하지 않고, ‘이 사건 시설에서 특정대기유해물질이 조금이라도 배출되었다’는 처분사유가 증명되었다고 판단하였다.</w:t>
+      </w:r>
+    </w:p>
+    <w:p>
+      <w:pPr>
+        <w:autoSpaceDN w:val="0"/>
+        <w:autoSpaceDE w:val="0"/>
       </w:pPr>
     </w:p>
     <w:p>
@@ -614,7 +714,7 @@
           <w:rFonts w:ascii="맑은 고딕" w:hAnsi="맑은 고딕" w:eastAsia="맑은 고딕" w:cs="맑은 고딕"/>
           <w:color w:val="000000"/>
         </w:rPr>
-        <w:t>2. 사실관계</w:t>
+        <w:t>3. 쟁점</w:t>
       </w:r>
     </w:p>
     <w:p>
@@ -626,99 +726,10 @@
         <w:rPr>
           <w:rFonts w:ascii="맑은 고딕" w:hAnsi="맑은 고딕" w:eastAsia="맑은 고딕" w:cs="맑은 고딕"/>
           <w:color w:val="000000"/>
-        </w:rPr>
-        <w:t>① 원고는 김포시에 있는 이 사건 시설을 설치·운영하여 왔고, 그 부지의 용도지역은 국토계획법상 계획관리지역으로 지정되어 있었다.</w:t>
-      </w:r>
-      <w:r>
-        <w:rPr>
-          <w:rFonts w:ascii="맑은 고딕" w:hAnsi="맑은 고딕" w:eastAsia="맑은 고딕" w:cs="맑은 고딕"/>
-          <w:color w:val="000000"/>
-        </w:rPr>
-        <w:br/>
-      </w:r>
-      <w:r>
-        <w:rPr>
-          <w:rFonts w:ascii="맑은 고딕" w:hAnsi="맑은 고딕" w:eastAsia="맑은 고딕" w:cs="맑은 고딕"/>
-          <w:color w:val="000000"/>
-        </w:rPr>
-        <w:br/>
-      </w:r>
-      <w:r>
-        <w:rPr>
-          <w:rFonts w:ascii="맑은 고딕" w:hAnsi="맑은 고딕" w:eastAsia="맑은 고딕" w:cs="맑은 고딕"/>
-          <w:color w:val="000000"/>
-        </w:rPr>
-        <w:t>② 구 대기환경보전법 시행령 제11조 제1항 제1호는 ‘특정대기유해물질이 발생되는 배출시설’을 설치허가 대상으로 정하고 있었고, 구 국토계획법 시행령은 계획관리지역 안에서 특정대기유해물질을 배출하는 공장의 건축을 금지하고 있었다.</w:t>
-      </w:r>
-      <w:r>
-        <w:rPr>
-          <w:rFonts w:ascii="맑은 고딕" w:hAnsi="맑은 고딕" w:eastAsia="맑은 고딕" w:cs="맑은 고딕"/>
-          <w:color w:val="000000"/>
-        </w:rPr>
-        <w:br/>
-      </w:r>
-      <w:r>
-        <w:rPr>
-          <w:rFonts w:ascii="맑은 고딕" w:hAnsi="맑은 고딕" w:eastAsia="맑은 고딕" w:cs="맑은 고딕"/>
-          <w:color w:val="000000"/>
-        </w:rPr>
-        <w:br/>
-      </w:r>
-      <w:r>
-        <w:rPr>
-          <w:rFonts w:ascii="맑은 고딕" w:hAnsi="맑은 고딕" w:eastAsia="맑은 고딕" w:cs="맑은 고딕"/>
-          <w:color w:val="000000"/>
-        </w:rPr>
-        <w:t>③ 피고는 이 사건 시설에 대한 배출검사에서 특정대기유해물질이 검출되었다는 이유로, 구 대기환경보전법 제38조 단서에 따라 폐쇄명령을 하였다.</w:t>
-      </w:r>
-      <w:r>
-        <w:rPr>
-          <w:rFonts w:ascii="맑은 고딕" w:hAnsi="맑은 고딕" w:eastAsia="맑은 고딕" w:cs="맑은 고딕"/>
-          <w:color w:val="000000"/>
-        </w:rPr>
-        <w:br/>
-      </w:r>
-      <w:r>
-        <w:rPr>
-          <w:rFonts w:ascii="맑은 고딕" w:hAnsi="맑은 고딕" w:eastAsia="맑은 고딕" w:cs="맑은 고딕"/>
-          <w:color w:val="000000"/>
-        </w:rPr>
-        <w:br/>
-      </w:r>
-      <w:r>
-        <w:rPr>
-          <w:rFonts w:ascii="맑은 고딕" w:hAnsi="맑은 고딕" w:eastAsia="맑은 고딕" w:cs="맑은 고딕"/>
-          <w:color w:val="000000"/>
-        </w:rPr>
-        <w:t>④ 원고는 처분의 근거가 된 시행령 조항 및 김포시 도시계획조례 조항이 과잉금지원칙에 반하여 위헌·무효라고 주장하면서 처분의 취소를 구하였다.</w:t>
-      </w:r>
-      <w:r>
-        <w:rPr>
-          <w:rFonts w:ascii="맑은 고딕" w:hAnsi="맑은 고딕" w:eastAsia="맑은 고딕" w:cs="맑은 고딕"/>
-          <w:color w:val="000000"/>
-        </w:rPr>
-        <w:br/>
-      </w:r>
-      <w:r>
-        <w:rPr>
-          <w:rFonts w:ascii="맑은 고딕" w:hAnsi="맑은 고딕" w:eastAsia="맑은 고딕" w:cs="맑은 고딕"/>
-          <w:color w:val="000000"/>
-        </w:rPr>
-        <w:br/>
-      </w:r>
-      <w:r>
-        <w:rPr>
-          <w:rFonts w:ascii="맑은 고딕" w:hAnsi="맑은 고딕" w:eastAsia="맑은 고딕" w:cs="맑은 고딕"/>
-          <w:color w:val="000000"/>
-        </w:rPr>
-        <w:t>⑤ 원심은 위 시행령 조항 및 조례 조항이 과잉금지원칙에 반하지 않고, ‘이 사건 시설에서 특정대기유해물질이 조금이라도 배출되었다’는 처분사유가 증명되었다고 판단하였다.</w:t>
-      </w:r>
-    </w:p>
-    <w:p>
-      <w:pPr>
-        <w:autoSpaceDN w:val="0"/>
-        <w:autoSpaceDE w:val="0"/>
-      </w:pPr>
+          <w:u w:val="single"/>
+        </w:rPr>
+        <w:t>이 사건의 쟁점은, 특정대기유해물질이 발생되는 배출시설을 설치허가 대상으로 규정한 구 대기환경보전법 시행령 제11조 제1항 제1호와, 계획관리지역에서 특정대기유해물질을 배출하는 시설의 설치를 금지하는 구 국토계획법 시행령 조항이 헌법 제37조 제2항의 과잉금지원칙에 반하는지 여부이다.</w:t>
+      </w:r>
     </w:p>
     <w:p>
       <w:pPr>
@@ -738,7 +749,7 @@
           <w:rFonts w:ascii="맑은 고딕" w:hAnsi="맑은 고딕" w:eastAsia="맑은 고딕" w:cs="맑은 고딕"/>
           <w:color w:val="000000"/>
         </w:rPr>
-        <w:t>3. 쟁점</w:t>
+        <w:t>4. 판단</w:t>
       </w:r>
     </w:p>
     <w:p>
@@ -750,16 +761,179 @@
         <w:rPr>
           <w:rFonts w:ascii="맑은 고딕" w:hAnsi="맑은 고딕" w:eastAsia="맑은 고딕" w:cs="맑은 고딕"/>
           <w:color w:val="000000"/>
+        </w:rPr>
+        <w:t>① 원심의 판단 원심은 이 사건 처분의 근거규정인 시행령 조항 및 조례 조항이 과잉금지원칙에 반하지 않는다고 판단하였고, 처분사유도 증명되었다고 보았다.</w:t>
+      </w:r>
+      <w:r>
+        <w:rPr>
+          <w:rFonts w:ascii="맑은 고딕" w:hAnsi="맑은 고딕" w:eastAsia="맑은 고딕" w:cs="맑은 고딕"/>
+          <w:color w:val="000000"/>
+        </w:rPr>
+        <w:br/>
+      </w:r>
+      <w:r>
+        <w:rPr>
+          <w:rFonts w:ascii="맑은 고딕" w:hAnsi="맑은 고딕" w:eastAsia="맑은 고딕" w:cs="맑은 고딕"/>
+          <w:color w:val="000000"/>
+        </w:rPr>
+        <w:br/>
+      </w:r>
+      <w:r>
+        <w:rPr>
+          <w:rFonts w:ascii="맑은 고딕" w:hAnsi="맑은 고딕" w:eastAsia="맑은 고딕" w:cs="맑은 고딕"/>
+          <w:b/>
+          <w:color w:val="000000"/>
           <w:u w:val="single"/>
         </w:rPr>
-        <w:t>이 사건의 쟁점은, 특정대기유해물질이 발생되는 배출시설을 설치허가 대상으로 규정한 구 대기환경보전법 시행령 제11조 제1항 제1호와, 계획관리지역에서 특정대기유해물질을 배출하는 시설의 설치를 금지하는 구 국토계획법 시행령 조항이 헌법 제37조 제2항의 과잉금지원칙에 반하는지 여부이다.</w:t>
-      </w:r>
-    </w:p>
-    <w:p>
-      <w:pPr>
-        <w:autoSpaceDN w:val="0"/>
-        <w:autoSpaceDE w:val="0"/>
-      </w:pPr>
+        <w:t>② 대법원의 판단 원심의 판단은 정당하고, 거기에 과잉금지원칙에 관한 법리를 오해하거나 필요한 심리를 다하지 않은 잘못이 없다.</w:t>
+      </w:r>
+      <w:r>
+        <w:rPr>
+          <w:rFonts w:ascii="맑은 고딕" w:hAnsi="맑은 고딕" w:eastAsia="맑은 고딕" w:cs="맑은 고딕"/>
+          <w:color w:val="000000"/>
+        </w:rPr>
+        <w:br/>
+      </w:r>
+      <w:r>
+        <w:rPr>
+          <w:rFonts w:ascii="맑은 고딕" w:hAnsi="맑은 고딕" w:eastAsia="맑은 고딕" w:cs="맑은 고딕"/>
+          <w:color w:val="000000"/>
+        </w:rPr>
+        <w:br/>
+      </w:r>
+      <w:r>
+        <w:rPr>
+          <w:rFonts w:ascii="맑은 고딕" w:hAnsi="맑은 고딕" w:eastAsia="맑은 고딕" w:cs="맑은 고딕"/>
+          <w:color w:val="000000"/>
+        </w:rPr>
+        <w:t>③ 특정대기유해물질 배출시설 설치에 행정청의 허가를 받도록 한 것은 대기오염으로 인한 국민건강이나 환경에 관한 위해를 예방하려는 대기환경보전법의 입법 목적에 부합하므로 목적의 정당성이 인정되고, 허가제는 그 목적을 달성하는 데 적합한 수단이다.</w:t>
+      </w:r>
+      <w:r>
+        <w:rPr>
+          <w:rFonts w:ascii="맑은 고딕" w:hAnsi="맑은 고딕" w:eastAsia="맑은 고딕" w:cs="맑은 고딕"/>
+          <w:color w:val="000000"/>
+        </w:rPr>
+        <w:br/>
+      </w:r>
+      <w:r>
+        <w:rPr>
+          <w:rFonts w:ascii="맑은 고딕" w:hAnsi="맑은 고딕" w:eastAsia="맑은 고딕" w:cs="맑은 고딕"/>
+          <w:color w:val="000000"/>
+        </w:rPr>
+        <w:br/>
+      </w:r>
+      <w:r>
+        <w:rPr>
+          <w:rFonts w:ascii="맑은 고딕" w:hAnsi="맑은 고딕" w:eastAsia="맑은 고딕" w:cs="맑은 고딕"/>
+          <w:color w:val="000000"/>
+        </w:rPr>
+        <w:t>④ 나아가 위 조항은 특정대기유해물질 배출시설의 설치를 절대적으로 금지하는 것이 아니라 사전에 허가를 받아야 함을 규정한 것일 뿐이므로 이익 침해의 정도가 크지 않아 피해의 최소성을 충족하였고, 허가제로 인한 제한이 공익보다 크다고 볼 수 없어 법익의 균형성도 충족하였다.</w:t>
+      </w:r>
+      <w:r>
+        <w:rPr>
+          <w:rFonts w:ascii="맑은 고딕" w:hAnsi="맑은 고딕" w:eastAsia="맑은 고딕" w:cs="맑은 고딕"/>
+          <w:color w:val="000000"/>
+        </w:rPr>
+        <w:br/>
+      </w:r>
+      <w:r>
+        <w:rPr>
+          <w:rFonts w:ascii="맑은 고딕" w:hAnsi="맑은 고딕" w:eastAsia="맑은 고딕" w:cs="맑은 고딕"/>
+          <w:color w:val="000000"/>
+        </w:rPr>
+        <w:br/>
+      </w:r>
+      <w:r>
+        <w:rPr>
+          <w:rFonts w:ascii="맑은 고딕" w:hAnsi="맑은 고딕" w:eastAsia="맑은 고딕" w:cs="맑은 고딕"/>
+          <w:color w:val="000000"/>
+        </w:rPr>
+        <w:t>⑤ 토지의 사회성·공공성으로 인해 토지재산권에는 다른 재산권에 비하여 강한 제한과 의무가 부과될 수 있고, 토지의 이용·개발과 보전에 관하여는 입법자에게 광범위한 입법형성권이 부여되어 있다.</w:t>
+      </w:r>
+      <w:r>
+        <w:rPr>
+          <w:rFonts w:ascii="맑은 고딕" w:hAnsi="맑은 고딕" w:eastAsia="맑은 고딕" w:cs="맑은 고딕"/>
+          <w:color w:val="000000"/>
+        </w:rPr>
+        <w:br/>
+      </w:r>
+      <w:r>
+        <w:rPr>
+          <w:rFonts w:ascii="맑은 고딕" w:hAnsi="맑은 고딕" w:eastAsia="맑은 고딕" w:cs="맑은 고딕"/>
+          <w:color w:val="000000"/>
+        </w:rPr>
+        <w:br/>
+      </w:r>
+      <w:r>
+        <w:rPr>
+          <w:rFonts w:ascii="맑은 고딕" w:hAnsi="맑은 고딕" w:eastAsia="맑은 고딕" w:cs="맑은 고딕"/>
+          <w:color w:val="000000"/>
+        </w:rPr>
+        <w:t>⑥ 도시지역으로의 편입이 예상되거나 자연환경을 고려하여 제한적인 이용·개발이 요구되는 계획관리지역의 계획적·체계적인 개발·관리를 위하여 특정대기유해물질 배출시설의 설치를 금지하는 것은 목적의 정당성과 수단의 적합성이 인정된다.</w:t>
+      </w:r>
+      <w:r>
+        <w:rPr>
+          <w:rFonts w:ascii="맑은 고딕" w:hAnsi="맑은 고딕" w:eastAsia="맑은 고딕" w:cs="맑은 고딕"/>
+          <w:color w:val="000000"/>
+        </w:rPr>
+        <w:br/>
+      </w:r>
+      <w:r>
+        <w:rPr>
+          <w:rFonts w:ascii="맑은 고딕" w:hAnsi="맑은 고딕" w:eastAsia="맑은 고딕" w:cs="맑은 고딕"/>
+          <w:color w:val="000000"/>
+        </w:rPr>
+        <w:br/>
+      </w:r>
+      <w:r>
+        <w:rPr>
+          <w:rFonts w:ascii="맑은 고딕" w:hAnsi="맑은 고딕" w:eastAsia="맑은 고딕" w:cs="맑은 고딕"/>
+          <w:color w:val="000000"/>
+        </w:rPr>
+        <w:t>⑦ 또한 계획관리지역에 한하여 금지하는 것일 뿐 모든 지역에서 금지하는 것은 아니고, ‘특정대기유해물질 배출시설’이라는 특정 용도로 건물을 사용하거나 영업하는 것만을 제한하는 것이므로 피해의 최소성과 법익의 균형성이 충족되었다.</w:t>
+      </w:r>
+      <w:r>
+        <w:rPr>
+          <w:rFonts w:ascii="맑은 고딕" w:hAnsi="맑은 고딕" w:eastAsia="맑은 고딕" w:cs="맑은 고딕"/>
+          <w:color w:val="000000"/>
+        </w:rPr>
+        <w:br/>
+      </w:r>
+      <w:r>
+        <w:rPr>
+          <w:rFonts w:ascii="맑은 고딕" w:hAnsi="맑은 고딕" w:eastAsia="맑은 고딕" w:cs="맑은 고딕"/>
+          <w:color w:val="000000"/>
+        </w:rPr>
+        <w:br/>
+      </w:r>
+      <w:r>
+        <w:rPr>
+          <w:rFonts w:ascii="맑은 고딕" w:hAnsi="맑은 고딕" w:eastAsia="맑은 고딕" w:cs="맑은 고딕"/>
+          <w:color w:val="000000"/>
+        </w:rPr>
+        <w:t>⑧ 계획관리지역에서 허가 없이 설치된 특정대기유해물질 배출시설이 폐쇄명령을 받게 되는 불이익은, 설치가 금지된 장소에서 무단으로 설치·운영하는 위반행위로 초래된 결과일 뿐 위 시행령 조항에 의하여 직접 발생하는 법익침해의 결과로 볼 수 없다.</w:t>
+      </w:r>
+      <w:r>
+        <w:rPr>
+          <w:rFonts w:ascii="맑은 고딕" w:hAnsi="맑은 고딕" w:eastAsia="맑은 고딕" w:cs="맑은 고딕"/>
+          <w:color w:val="000000"/>
+        </w:rPr>
+        <w:br/>
+      </w:r>
+      <w:r>
+        <w:rPr>
+          <w:rFonts w:ascii="맑은 고딕" w:hAnsi="맑은 고딕" w:eastAsia="맑은 고딕" w:cs="맑은 고딕"/>
+          <w:color w:val="000000"/>
+        </w:rPr>
+        <w:br/>
+      </w:r>
+      <w:r>
+        <w:rPr>
+          <w:rFonts w:ascii="맑은 고딕" w:hAnsi="맑은 고딕" w:eastAsia="맑은 고딕" w:cs="맑은 고딕"/>
+          <w:color w:val="000000"/>
+        </w:rPr>
+        <w:t>⑨ 2015. 12. 10. 개정으로 ‘기준 이상’ 배출 시설만 규제하도록 바뀌었으나, 이는 규제를 합리적으로 개선하기 위한 것일 뿐 시행령 제정자가 종전 조항의 위헌성을 스스로 인정하여 제거한 것이라고 보기 어렵다.</w:t>
+      </w:r>
     </w:p>
     <w:p>
       <w:pPr>
@@ -779,7 +953,7 @@
           <w:rFonts w:ascii="맑은 고딕" w:hAnsi="맑은 고딕" w:eastAsia="맑은 고딕" w:cs="맑은 고딕"/>
           <w:color w:val="000000"/>
         </w:rPr>
-        <w:t>4. 판단</w:t>
+        <w:t>5. 판결요지</w:t>
       </w:r>
     </w:p>
     <w:p>
@@ -791,8 +965,9 @@
         <w:rPr>
           <w:rFonts w:ascii="맑은 고딕" w:hAnsi="맑은 고딕" w:eastAsia="맑은 고딕" w:cs="맑은 고딕"/>
           <w:color w:val="000000"/>
-        </w:rPr>
-        <w:t>① 원심의 판단 원심은 이 사건 처분의 근거규정인 시행령 조항 및 조례 조항이 과잉금지원칙에 반하지 않는다고 판단하였고, 처분사유도 증명되었다고 보았다.</w:t>
+          <w:u w:val="single"/>
+        </w:rPr>
+        <w:t>① 구 대기환경보전법 시행령 제11조 제1항 제1호 및 구 국토의 계획 및 이용에 관한 법률 시행령 제71조 제1항 제19호, [별표 20] 제1호 (자)목 (1) 중 [별표 19] 제2호 (자)목 (1) 부분에 의하면, 특정대기유해물질 배출시설을 설치하기 위해서는 행정청의 허가를 받아야 하는데, 계획관리지역에서는 특정대기유해물질을 배출하는 시설의 설치가 금지되기 때문에 허가를 받을 수 없으므로, 그 범위에서 특정대기유해물질을 배출하는 공장시설을 설치하여 운영하려는 자의 직업수행의 자유, 계획관리지역에서 토지나 건물을 소유하고 있는 자의 재산권이 제한받을 수 있다.</w:t>
       </w:r>
       <w:r>
         <w:rPr>
@@ -811,228 +986,11 @@
       <w:r>
         <w:rPr>
           <w:rFonts w:ascii="맑은 고딕" w:hAnsi="맑은 고딕" w:eastAsia="맑은 고딕" w:cs="맑은 고딕"/>
-          <w:b/>
           <w:color w:val="000000"/>
           <w:u w:val="single"/>
         </w:rPr>
-        <w:t>② 대법원의 판단 원심의 판단은 정당하고, 거기에 과잉금지원칙에 관한 법리를 오해하거나 필요한 심리를 다하지 않은 잘못이 없다.</w:t>
-      </w:r>
-      <w:r>
-        <w:rPr>
-          <w:rFonts w:ascii="맑은 고딕" w:hAnsi="맑은 고딕" w:eastAsia="맑은 고딕" w:cs="맑은 고딕"/>
-          <w:color w:val="000000"/>
-        </w:rPr>
-        <w:br/>
-      </w:r>
-      <w:r>
-        <w:rPr>
-          <w:rFonts w:ascii="맑은 고딕" w:hAnsi="맑은 고딕" w:eastAsia="맑은 고딕" w:cs="맑은 고딕"/>
-          <w:color w:val="000000"/>
-        </w:rPr>
-        <w:br/>
-      </w:r>
-      <w:r>
-        <w:rPr>
-          <w:rFonts w:ascii="맑은 고딕" w:hAnsi="맑은 고딕" w:eastAsia="맑은 고딕" w:cs="맑은 고딕"/>
-          <w:color w:val="000000"/>
-        </w:rPr>
-        <w:t>③ 특정대기유해물질 배출시설 설치에 행정청의 허가를 받도록 한 것은 대기오염으로 인한 국민건강이나 환경에 관한 위해를 예방하려는 대기환경보전법의 입법 목적에 부합하므로 목적의 정당성이 인정되고, 허가제는 그 목적을 달성하는 데 적합한 수단이다.</w:t>
-      </w:r>
-      <w:r>
-        <w:rPr>
-          <w:rFonts w:ascii="맑은 고딕" w:hAnsi="맑은 고딕" w:eastAsia="맑은 고딕" w:cs="맑은 고딕"/>
-          <w:color w:val="000000"/>
-        </w:rPr>
-        <w:br/>
-      </w:r>
-      <w:r>
-        <w:rPr>
-          <w:rFonts w:ascii="맑은 고딕" w:hAnsi="맑은 고딕" w:eastAsia="맑은 고딕" w:cs="맑은 고딕"/>
-          <w:color w:val="000000"/>
-        </w:rPr>
-        <w:br/>
-      </w:r>
-      <w:r>
-        <w:rPr>
-          <w:rFonts w:ascii="맑은 고딕" w:hAnsi="맑은 고딕" w:eastAsia="맑은 고딕" w:cs="맑은 고딕"/>
-          <w:color w:val="000000"/>
-        </w:rPr>
-        <w:t>④ 나아가 위 조항은 특정대기유해물질 배출시설의 설치를 절대적으로 금지하는 것이 아니라 사전에 허가를 받아야 함을 규정한 것일 뿐이므로 이익 침해의 정도가 크지 않아 피해의 최소성을 충족하였고, 허가제로 인한 제한이 공익보다 크다고 볼 수 없어 법익의 균형성도 충족하였다.</w:t>
-      </w:r>
-      <w:r>
-        <w:rPr>
-          <w:rFonts w:ascii="맑은 고딕" w:hAnsi="맑은 고딕" w:eastAsia="맑은 고딕" w:cs="맑은 고딕"/>
-          <w:color w:val="000000"/>
-        </w:rPr>
-        <w:br/>
-      </w:r>
-      <w:r>
-        <w:rPr>
-          <w:rFonts w:ascii="맑은 고딕" w:hAnsi="맑은 고딕" w:eastAsia="맑은 고딕" w:cs="맑은 고딕"/>
-          <w:color w:val="000000"/>
-        </w:rPr>
-        <w:br/>
-      </w:r>
-      <w:r>
-        <w:rPr>
-          <w:rFonts w:ascii="맑은 고딕" w:hAnsi="맑은 고딕" w:eastAsia="맑은 고딕" w:cs="맑은 고딕"/>
-          <w:color w:val="000000"/>
-        </w:rPr>
-        <w:t>⑤ 토지의 사회성·공공성으로 인해 토지재산권에는 다른 재산권에 비하여 강한 제한과 의무가 부과될 수 있고, 토지의 이용·개발과 보전에 관하여는 입법자에게 광범위한 입법형성권이 부여되어 있다.</w:t>
-      </w:r>
-      <w:r>
-        <w:rPr>
-          <w:rFonts w:ascii="맑은 고딕" w:hAnsi="맑은 고딕" w:eastAsia="맑은 고딕" w:cs="맑은 고딕"/>
-          <w:color w:val="000000"/>
-        </w:rPr>
-        <w:br/>
-      </w:r>
-      <w:r>
-        <w:rPr>
-          <w:rFonts w:ascii="맑은 고딕" w:hAnsi="맑은 고딕" w:eastAsia="맑은 고딕" w:cs="맑은 고딕"/>
-          <w:color w:val="000000"/>
-        </w:rPr>
-        <w:br/>
-      </w:r>
-      <w:r>
-        <w:rPr>
-          <w:rFonts w:ascii="맑은 고딕" w:hAnsi="맑은 고딕" w:eastAsia="맑은 고딕" w:cs="맑은 고딕"/>
-          <w:color w:val="000000"/>
-        </w:rPr>
-        <w:t>⑥ 도시지역으로의 편입이 예상되거나 자연환경을 고려하여 제한적인 이용·개발이 요구되는 계획관리지역의 계획적·체계적인 개발·관리를 위하여 특정대기유해물질 배출시설의 설치를 금지하는 것은 목적의 정당성과 수단의 적합성이 인정된다.</w:t>
-      </w:r>
-      <w:r>
-        <w:rPr>
-          <w:rFonts w:ascii="맑은 고딕" w:hAnsi="맑은 고딕" w:eastAsia="맑은 고딕" w:cs="맑은 고딕"/>
-          <w:color w:val="000000"/>
-        </w:rPr>
-        <w:br/>
-      </w:r>
-      <w:r>
-        <w:rPr>
-          <w:rFonts w:ascii="맑은 고딕" w:hAnsi="맑은 고딕" w:eastAsia="맑은 고딕" w:cs="맑은 고딕"/>
-          <w:color w:val="000000"/>
-        </w:rPr>
-        <w:br/>
-      </w:r>
-      <w:r>
-        <w:rPr>
-          <w:rFonts w:ascii="맑은 고딕" w:hAnsi="맑은 고딕" w:eastAsia="맑은 고딕" w:cs="맑은 고딕"/>
-          <w:color w:val="000000"/>
-        </w:rPr>
-        <w:t>⑦ 또한 계획관리지역에 한하여 금지하는 것일 뿐 모든 지역에서 금지하는 것은 아니고, ‘특정대기유해물질 배출시설’이라는 특정 용도로 건물을 사용하거나 영업하는 것만을 제한하는 것이므로 피해의 최소성과 법익의 균형성이 충족되었다.</w:t>
-      </w:r>
-      <w:r>
-        <w:rPr>
-          <w:rFonts w:ascii="맑은 고딕" w:hAnsi="맑은 고딕" w:eastAsia="맑은 고딕" w:cs="맑은 고딕"/>
-          <w:color w:val="000000"/>
-        </w:rPr>
-        <w:br/>
-      </w:r>
-      <w:r>
-        <w:rPr>
-          <w:rFonts w:ascii="맑은 고딕" w:hAnsi="맑은 고딕" w:eastAsia="맑은 고딕" w:cs="맑은 고딕"/>
-          <w:color w:val="000000"/>
-        </w:rPr>
-        <w:br/>
-      </w:r>
-      <w:r>
-        <w:rPr>
-          <w:rFonts w:ascii="맑은 고딕" w:hAnsi="맑은 고딕" w:eastAsia="맑은 고딕" w:cs="맑은 고딕"/>
-          <w:color w:val="000000"/>
-        </w:rPr>
-        <w:t>⑧ 계획관리지역에서 허가 없이 설치된 특정대기유해물질 배출시설이 폐쇄명령을 받게 되는 불이익은, 설치가 금지된 장소에서 무단으로 설치·운영하는 위반행위로 초래된 결과일 뿐 위 시행령 조항에 의하여 직접 발생하는 법익침해의 결과로 볼 수 없다.</w:t>
-      </w:r>
-      <w:r>
-        <w:rPr>
-          <w:rFonts w:ascii="맑은 고딕" w:hAnsi="맑은 고딕" w:eastAsia="맑은 고딕" w:cs="맑은 고딕"/>
-          <w:color w:val="000000"/>
-        </w:rPr>
-        <w:br/>
-      </w:r>
-      <w:r>
-        <w:rPr>
-          <w:rFonts w:ascii="맑은 고딕" w:hAnsi="맑은 고딕" w:eastAsia="맑은 고딕" w:cs="맑은 고딕"/>
-          <w:color w:val="000000"/>
-        </w:rPr>
-        <w:br/>
-      </w:r>
-      <w:r>
-        <w:rPr>
-          <w:rFonts w:ascii="맑은 고딕" w:hAnsi="맑은 고딕" w:eastAsia="맑은 고딕" w:cs="맑은 고딕"/>
-          <w:color w:val="000000"/>
-        </w:rPr>
-        <w:t>⑨ 2015. 12. 10. 개정으로 ‘기준 이상’ 배출 시설만 규제하도록 바뀌었으나, 이는 규제를 합리적으로 개선하기 위한 것일 뿐 시행령 제정자가 종전 조항의 위헌성을 스스로 인정하여 제거한 것이라고 보기 어렵다.</w:t>
-      </w:r>
-    </w:p>
-    <w:p>
-      <w:pPr>
-        <w:autoSpaceDN w:val="0"/>
-        <w:autoSpaceDE w:val="0"/>
-      </w:pPr>
-    </w:p>
-    <w:p>
-      <w:pPr>
-        <w:autoSpaceDN w:val="0"/>
-        <w:autoSpaceDE w:val="0"/>
-      </w:pPr>
-    </w:p>
-    <w:p>
-      <w:pPr>
-        <w:autoSpaceDN w:val="0"/>
-        <w:autoSpaceDE w:val="0"/>
-        <w:pStyle w:val="2"/>
-        <w:spacing w:before="80"/>
-      </w:pPr>
-      <w:r>
-        <w:rPr>
-          <w:rFonts w:ascii="맑은 고딕" w:hAnsi="맑은 고딕" w:eastAsia="맑은 고딕" w:cs="맑은 고딕"/>
-          <w:color w:val="000000"/>
-        </w:rPr>
-        <w:t>5. 판결요지</w:t>
-      </w:r>
-    </w:p>
-    <w:p>
-      <w:pPr>
-        <w:autoSpaceDN w:val="0"/>
-        <w:autoSpaceDE w:val="0"/>
-      </w:pPr>
-      <w:r>
-        <w:rPr>
-          <w:rFonts w:ascii="맑은 고딕" w:hAnsi="맑은 고딕" w:eastAsia="맑은 고딕" w:cs="맑은 고딕"/>
-          <w:color w:val="000000"/>
-          <w:u w:val="single"/>
-        </w:rPr>
-        <w:t>① 구 대기환경보전법 시행령 제11조 제1항 제1호 및 구 국토의 계획 및 이용에 관한 법률 시행령 제71조 제1항 제19호, [별표 20] 제1호 (자)목 (1) 중 [별표 19] 제2호 (자)목 (1) 부분에 의하면, 특정대기유해물질 배출시설을 설치하기 위해서는 행정청의 허가를 받아야 하는데, 계획관리지역에서는 특정대기유해물질을 배출하는 시설의 설치가 금지되기 때문에 허가를 받을 수 없으므로, 그 범위에서 특정대기유해물질을 배출하는 공장시설을 설치하여 운영하려는 자의 직업수행의 자유, 계획관리지역에서 토지나 건물을 소유하고 있는 자의 재산권이 제한받을 수 있다.</w:t>
-      </w:r>
-      <w:r>
-        <w:rPr>
-          <w:rFonts w:ascii="맑은 고딕" w:hAnsi="맑은 고딕" w:eastAsia="맑은 고딕" w:cs="맑은 고딕"/>
-          <w:color w:val="000000"/>
-        </w:rPr>
-        <w:br/>
-      </w:r>
-      <w:r>
-        <w:rPr>
-          <w:rFonts w:ascii="맑은 고딕" w:hAnsi="맑은 고딕" w:eastAsia="맑은 고딕" w:cs="맑은 고딕"/>
-          <w:color w:val="000000"/>
-        </w:rPr>
-        <w:br/>
-      </w:r>
-      <w:r>
-        <w:rPr>
-          <w:rFonts w:ascii="맑은 고딕" w:hAnsi="맑은 고딕" w:eastAsia="맑은 고딕" w:cs="맑은 고딕"/>
-          <w:color w:val="000000"/>
-          <w:u w:val="single"/>
-        </w:rPr>
         <w:t>② 그러나 위 시행령 조항들이 헌법 제37조 제2항의 과잉금지원칙을 위반하였다고 볼 수는 없다.</w:t>
       </w:r>
-    </w:p>
-    <w:p>
-      <w:pPr>
-        <w:autoSpaceDN w:val="0"/>
-        <w:autoSpaceDE w:val="0"/>
-      </w:pPr>
     </w:p>
     <w:p>
       <w:pPr>
